--- a/posts/regularization/index.docx
+++ b/posts/regularization/index.docx
@@ -52,7 +52,7 @@
         </w:p>
       </w:sdtContent>
     </w:sdt>
-    <w:bookmarkStart w:id="20" w:name="introduction"/>
+    <w:bookmarkStart w:id="9" w:name="introduction"/>
     <w:p>
       <w:pPr>
         <w:pStyle w:val="Heading2"/>
@@ -129,8 +129,8 @@
         <w:t xml:space="preserve">Regularization helps strike a balance between overfitting and underfitting by controlling model complexity and encouraging simpler models that generalize better.</w:t>
       </w:r>
     </w:p>
-    <w:bookmarkEnd w:id="20"/>
-    <w:bookmarkStart w:id="21" w:name="types-of-regularization"/>
+    <w:bookmarkEnd w:id="9"/>
+    <w:bookmarkStart w:id="10" w:name="types-of-regularization"/>
     <w:p>
       <w:pPr>
         <w:pStyle w:val="Heading2"/>
@@ -268,8 +268,8 @@
         </w:pict>
       </w:r>
     </w:p>
-    <w:bookmarkEnd w:id="21"/>
-    <w:bookmarkStart w:id="25" w:name="l_2-regularization-ridge-regression"/>
+    <w:bookmarkEnd w:id="10"/>
+    <w:bookmarkStart w:id="14" w:name="l_2-regularization-ridge-regression"/>
     <w:p>
       <w:pPr>
         <w:pStyle w:val="Heading2"/>
@@ -370,19 +370,21 @@
           <m:r>
             <m:t>J</m:t>
           </m:r>
-          <m:d>
-            <m:dPr>
-              <m:begChr m:val="("/>
-              <m:sepChr m:val=""/>
-              <m:endChr m:val=")"/>
-              <m:grow/>
-            </m:dPr>
-            <m:e>
-              <m:r>
-                <m:t>θ</m:t>
-              </m:r>
-            </m:e>
-          </m:d>
+          <m:r>
+            <m:rPr>
+              <m:sty m:val="p"/>
+            </m:rPr>
+            <m:t>(</m:t>
+          </m:r>
+          <m:r>
+            <m:t>θ</m:t>
+          </m:r>
+          <m:r>
+            <m:rPr>
+              <m:sty m:val="p"/>
+            </m:rPr>
+            <m:t>)</m:t>
+          </m:r>
           <m:r>
             <m:rPr>
               <m:sty m:val="p"/>
@@ -431,64 +433,66 @@
               </m:r>
             </m:sup>
             <m:e>
-              <m:sSup>
-                <m:e>
-                  <m:d>
-                    <m:dPr>
-                      <m:begChr m:val="("/>
-                      <m:sepChr m:val=""/>
-                      <m:endChr m:val=")"/>
-                      <m:grow/>
-                    </m:dPr>
-                    <m:e>
-                      <m:sSub>
-                        <m:e>
-                          <m:r>
-                            <m:t>y</m:t>
-                          </m:r>
-                        </m:e>
-                        <m:sub>
-                          <m:r>
-                            <m:t>i</m:t>
-                          </m:r>
-                        </m:sub>
-                      </m:sSub>
-                      <m:r>
-                        <m:rPr>
-                          <m:sty m:val="p"/>
-                        </m:rPr>
-                        <m:t>−</m:t>
-                      </m:r>
-                      <m:acc>
-                        <m:accPr>
-                          <m:chr m:val="̂"/>
-                        </m:accPr>
-                        <m:e>
-                          <m:sSub>
-                            <m:e>
-                              <m:r>
-                                <m:t>y</m:t>
-                              </m:r>
-                            </m:e>
-                            <m:sub>
-                              <m:r>
-                                <m:t>i</m:t>
-                              </m:r>
-                            </m:sub>
-                          </m:sSub>
-                        </m:e>
-                      </m:acc>
-                    </m:e>
-                  </m:d>
-                </m:e>
-                <m:sup>
-                  <m:r>
-                    <m:t>2</m:t>
-                  </m:r>
-                </m:sup>
-              </m:sSup>
+              <m:r>
+                <m:rPr>
+                  <m:sty m:val="p"/>
+                </m:rPr>
+                <m:t>(</m:t>
+              </m:r>
             </m:e>
           </m:nary>
+          <m:sSub>
+            <m:e>
+              <m:r>
+                <m:t>y</m:t>
+              </m:r>
+            </m:e>
+            <m:sub>
+              <m:r>
+                <m:t>i</m:t>
+              </m:r>
+            </m:sub>
+          </m:sSub>
+          <m:r>
+            <m:rPr>
+              <m:sty m:val="p"/>
+            </m:rPr>
+            <m:t>−</m:t>
+          </m:r>
+          <m:acc>
+            <m:accPr>
+              <m:chr m:val="̂"/>
+            </m:accPr>
+            <m:e>
+              <m:sSub>
+                <m:e>
+                  <m:r>
+                    <m:t>y</m:t>
+                  </m:r>
+                </m:e>
+                <m:sub>
+                  <m:r>
+                    <m:t>i</m:t>
+                  </m:r>
+                </m:sub>
+              </m:sSub>
+            </m:e>
+          </m:acc>
+          <m:sSup>
+            <m:e>
+              <m:r>
+                <m:rPr>
+                  <m:sty m:val="p"/>
+                </m:rPr>
+                <m:t>)</m:t>
+              </m:r>
+            </m:e>
+            <m:sup>
+              <m:r>
+                <m:t>2</m:t>
+              </m:r>
+            </m:sup>
+          </m:sSup>
           <m:r>
             <m:rPr>
               <m:sty m:val="p"/>
@@ -2023,18 +2027,18 @@
           <wp:inline>
             <wp:extent cx="4210050" cy="3571875"/>
             <wp:effectExtent b="0" l="0" r="0" t="0"/>
-            <wp:docPr descr="" title="" id="23" name="Picture"/>
+            <wp:docPr descr="" title="" id="12" name="Picture"/>
             <a:graphic>
               <a:graphicData uri="http://schemas.openxmlformats.org/drawingml/2006/picture">
                 <pic:pic>
                   <pic:nvPicPr>
-                    <pic:cNvPr descr="index_files/figure-docx/cell-2-output-2.png" id="24" name="Picture"/>
+                    <pic:cNvPr descr="index_files/figure-docx/cell-2-output-2.png" id="13" name="Picture"/>
                     <pic:cNvPicPr>
                       <a:picLocks noChangeArrowheads="1" noChangeAspect="1"/>
                     </pic:cNvPicPr>
                   </pic:nvPicPr>
                   <pic:blipFill>
-                    <a:blip r:embed="rId22"/>
+                    <a:blip r:embed="rId11"/>
                     <a:stretch>
                       <a:fillRect/>
                     </a:stretch>
@@ -2117,8 +2121,8 @@
         </w:pict>
       </w:r>
     </w:p>
-    <w:bookmarkEnd w:id="25"/>
-    <w:bookmarkStart w:id="29" w:name="l_1-regularization-lasso-regression"/>
+    <w:bookmarkEnd w:id="14"/>
+    <w:bookmarkStart w:id="18" w:name="l_1-regularization-lasso-regression"/>
     <w:p>
       <w:pPr>
         <w:pStyle w:val="Heading2"/>
@@ -2216,19 +2220,21 @@
           <m:r>
             <m:t>J</m:t>
           </m:r>
-          <m:d>
-            <m:dPr>
-              <m:begChr m:val="("/>
-              <m:sepChr m:val=""/>
-              <m:endChr m:val=")"/>
-              <m:grow/>
-            </m:dPr>
-            <m:e>
-              <m:r>
-                <m:t>θ</m:t>
-              </m:r>
-            </m:e>
-          </m:d>
+          <m:r>
+            <m:rPr>
+              <m:sty m:val="p"/>
+            </m:rPr>
+            <m:t>(</m:t>
+          </m:r>
+          <m:r>
+            <m:t>θ</m:t>
+          </m:r>
+          <m:r>
+            <m:rPr>
+              <m:sty m:val="p"/>
+            </m:rPr>
+            <m:t>)</m:t>
+          </m:r>
           <m:r>
             <m:rPr>
               <m:sty m:val="p"/>
@@ -2277,64 +2283,66 @@
               </m:r>
             </m:sup>
             <m:e>
-              <m:sSup>
-                <m:e>
-                  <m:d>
-                    <m:dPr>
-                      <m:begChr m:val="("/>
-                      <m:sepChr m:val=""/>
-                      <m:endChr m:val=")"/>
-                      <m:grow/>
-                    </m:dPr>
-                    <m:e>
-                      <m:sSub>
-                        <m:e>
-                          <m:r>
-                            <m:t>y</m:t>
-                          </m:r>
-                        </m:e>
-                        <m:sub>
-                          <m:r>
-                            <m:t>i</m:t>
-                          </m:r>
-                        </m:sub>
-                      </m:sSub>
-                      <m:r>
-                        <m:rPr>
-                          <m:sty m:val="p"/>
-                        </m:rPr>
-                        <m:t>−</m:t>
-                      </m:r>
-                      <m:acc>
-                        <m:accPr>
-                          <m:chr m:val="̂"/>
-                        </m:accPr>
-                        <m:e>
-                          <m:sSub>
-                            <m:e>
-                              <m:r>
-                                <m:t>y</m:t>
-                              </m:r>
-                            </m:e>
-                            <m:sub>
-                              <m:r>
-                                <m:t>i</m:t>
-                              </m:r>
-                            </m:sub>
-                          </m:sSub>
-                        </m:e>
-                      </m:acc>
-                    </m:e>
-                  </m:d>
-                </m:e>
-                <m:sup>
-                  <m:r>
-                    <m:t>2</m:t>
-                  </m:r>
-                </m:sup>
-              </m:sSup>
+              <m:r>
+                <m:rPr>
+                  <m:sty m:val="p"/>
+                </m:rPr>
+                <m:t>(</m:t>
+              </m:r>
             </m:e>
           </m:nary>
+          <m:sSub>
+            <m:e>
+              <m:r>
+                <m:t>y</m:t>
+              </m:r>
+            </m:e>
+            <m:sub>
+              <m:r>
+                <m:t>i</m:t>
+              </m:r>
+            </m:sub>
+          </m:sSub>
+          <m:r>
+            <m:rPr>
+              <m:sty m:val="p"/>
+            </m:rPr>
+            <m:t>−</m:t>
+          </m:r>
+          <m:acc>
+            <m:accPr>
+              <m:chr m:val="̂"/>
+            </m:accPr>
+            <m:e>
+              <m:sSub>
+                <m:e>
+                  <m:r>
+                    <m:t>y</m:t>
+                  </m:r>
+                </m:e>
+                <m:sub>
+                  <m:r>
+                    <m:t>i</m:t>
+                  </m:r>
+                </m:sub>
+              </m:sSub>
+            </m:e>
+          </m:acc>
+          <m:sSup>
+            <m:e>
+              <m:r>
+                <m:rPr>
+                  <m:sty m:val="p"/>
+                </m:rPr>
+                <m:t>)</m:t>
+              </m:r>
+            </m:e>
+            <m:sup>
+              <m:r>
+                <m:t>2</m:t>
+              </m:r>
+            </m:sup>
+          </m:sSup>
           <m:r>
             <m:rPr>
               <m:sty m:val="p"/>
@@ -2371,30 +2379,32 @@
               </m:r>
             </m:sup>
             <m:e>
-              <m:d>
-                <m:dPr>
-                  <m:begChr m:val="|"/>
-                  <m:sepChr m:val=""/>
-                  <m:endChr m:val="|"/>
-                  <m:grow/>
-                </m:dPr>
-                <m:e>
-                  <m:sSub>
-                    <m:e>
-                      <m:r>
-                        <m:t>θ</m:t>
-                      </m:r>
-                    </m:e>
-                    <m:sub>
-                      <m:r>
-                        <m:t>j</m:t>
-                      </m:r>
-                    </m:sub>
-                  </m:sSub>
-                </m:e>
-              </m:d>
+              <m:r>
+                <m:rPr>
+                  <m:sty m:val="p"/>
+                </m:rPr>
+                <m:t>|</m:t>
+              </m:r>
             </m:e>
           </m:nary>
+          <m:sSub>
+            <m:e>
+              <m:r>
+                <m:t>θ</m:t>
+              </m:r>
+            </m:e>
+            <m:sub>
+              <m:r>
+                <m:t>j</m:t>
+              </m:r>
+            </m:sub>
+          </m:sSub>
+          <m:r>
+            <m:rPr>
+              <m:sty m:val="p"/>
+            </m:rPr>
+            <m:t>|</m:t>
+          </m:r>
         </m:oMath>
       </m:oMathPara>
     </w:p>
@@ -3031,18 +3041,18 @@
           <wp:inline>
             <wp:extent cx="4210050" cy="3571875"/>
             <wp:effectExtent b="0" l="0" r="0" t="0"/>
-            <wp:docPr descr="" title="" id="27" name="Picture"/>
+            <wp:docPr descr="" title="" id="16" name="Picture"/>
             <a:graphic>
               <a:graphicData uri="http://schemas.openxmlformats.org/drawingml/2006/picture">
                 <pic:pic>
                   <pic:nvPicPr>
-                    <pic:cNvPr descr="index_files/figure-docx/cell-3-output-2.png" id="28" name="Picture"/>
+                    <pic:cNvPr descr="index_files/figure-docx/cell-3-output-2.png" id="17" name="Picture"/>
                     <pic:cNvPicPr>
                       <a:picLocks noChangeArrowheads="1" noChangeAspect="1"/>
                     </pic:cNvPicPr>
                   </pic:nvPicPr>
                   <pic:blipFill>
-                    <a:blip r:embed="rId26"/>
+                    <a:blip r:embed="rId15"/>
                     <a:stretch>
                       <a:fillRect/>
                     </a:stretch>
@@ -3069,8 +3079,8 @@
         </w:drawing>
       </w:r>
     </w:p>
-    <w:bookmarkEnd w:id="29"/>
-    <w:bookmarkStart w:id="33" w:name="discussion"/>
+    <w:bookmarkEnd w:id="18"/>
+    <w:bookmarkStart w:id="22" w:name="discussion"/>
     <w:p>
       <w:pPr>
         <w:pStyle w:val="Heading2"/>
@@ -3079,7 +3089,7 @@
         <w:t xml:space="preserve">Discussion</w:t>
       </w:r>
     </w:p>
-    <w:bookmarkStart w:id="30" w:name="choosing-the-right-lambda"/>
+    <w:bookmarkStart w:id="19" w:name="choosing-the-right-lambda"/>
     <w:p>
       <w:pPr>
         <w:pStyle w:val="Heading3"/>
@@ -3132,8 +3142,8 @@
         <w:t xml:space="preserve">are tried, and the model is evaluated based on its performance on the validation set. The value that results in the best generalization is selected.</w:t>
       </w:r>
     </w:p>
-    <w:bookmarkEnd w:id="30"/>
-    <w:bookmarkStart w:id="31" w:name="X389846d083f54275d742e29fa4835263ac8d9ba"/>
+    <w:bookmarkEnd w:id="19"/>
+    <w:bookmarkStart w:id="20" w:name="X389846d083f54275d742e29fa4835263ac8d9ba"/>
     <w:p>
       <w:pPr>
         <w:pStyle w:val="Heading3"/>
@@ -3202,8 +3212,8 @@
         <w:t xml:space="preserve">: Leads to a high bias and low variance model, as the regularization prevents the model from fitting the training data too closely, reducing the variance but increasing the bias.</w:t>
       </w:r>
     </w:p>
-    <w:bookmarkEnd w:id="31"/>
-    <w:bookmarkStart w:id="32" w:name="facts"/>
+    <w:bookmarkEnd w:id="20"/>
+    <w:bookmarkStart w:id="21" w:name="facts"/>
     <w:p>
       <w:pPr>
         <w:pStyle w:val="Heading3"/>
@@ -3595,9 +3605,9 @@
         </w:pict>
       </w:r>
     </w:p>
-    <w:bookmarkEnd w:id="32"/>
-    <w:bookmarkEnd w:id="33"/>
-    <w:bookmarkStart w:id="35" w:name="references"/>
+    <w:bookmarkEnd w:id="21"/>
+    <w:bookmarkEnd w:id="22"/>
+    <w:bookmarkStart w:id="24" w:name="references"/>
     <w:p>
       <w:pPr>
         <w:pStyle w:val="Heading2"/>
@@ -3868,8 +3878,8 @@
         <w:t xml:space="preserve"> </w:t>
       </w:r>
     </w:p>
-    <w:bookmarkStart w:id="34" w:name="fb-root"/>
-    <w:bookmarkEnd w:id="34"/>
+    <w:bookmarkStart w:id="23" w:name="fb-root"/>
+    <w:bookmarkEnd w:id="23"/>
     <w:p>
       <w:pPr>
         <w:pStyle w:val="BodyText"/>
@@ -3882,7 +3892,7 @@
         <w:t xml:space="preserve">You may also like</w:t>
       </w:r>
     </w:p>
-    <w:bookmarkEnd w:id="35"/>
+    <w:bookmarkEnd w:id="24"/>
     <w:sectPr>
       <w:footnotePr>
         <w:numRestart w:val="eachSect"/>
@@ -4243,10 +4253,10 @@
   <w:docDefaults>
     <w:rPrDefault>
       <w:rPr>
-        <w:rFonts w:asciiTheme="minorHAnsi" w:cstheme="minorBidi" w:eastAsiaTheme="minorHAnsi" w:hAnsiTheme="minorHAnsi"/>
+        <w:rFonts w:asciiTheme="minorHAnsi" w:cstheme="minorBidi" w:eastAsiaTheme="minorEastAsia" w:hAnsiTheme="minorHAnsi"/>
         <w:sz w:val="24"/>
         <w:szCs w:val="24"/>
-        <w:lang w:bidi="ar-SA" w:eastAsia="en-US" w:val="en-US"/>
+        <w:lang w:bidi="ar-SA" w:eastAsia="zh-CN" w:val="en-US"/>
       </w:rPr>
     </w:rPrDefault>
     <w:pPrDefault>
@@ -4787,13 +4797,6 @@
       </w:tblCellMar>
     </w:tblPr>
     <w:tblStylePr w:type="firstRow">
-      <w:tblPr>
-        <w:jc w:val="left"/>
-        <w:tblInd w:type="dxa" w:w="0"/>
-      </w:tblPr>
-      <w:trPr>
-        <w:jc w:val="left"/>
-      </w:trPr>
       <w:tcPr>
         <w:tcBorders>
           <w:bottom w:val="single"/>

--- a/posts/regularization/index.docx
+++ b/posts/regularization/index.docx
@@ -3607,7 +3607,7 @@
     </w:p>
     <w:bookmarkEnd w:id="21"/>
     <w:bookmarkEnd w:id="22"/>
-    <w:bookmarkStart w:id="24" w:name="references"/>
+    <w:bookmarkStart w:id="23" w:name="references"/>
     <w:p>
       <w:pPr>
         <w:pStyle w:val="Heading2"/>
@@ -3836,63 +3836,10 @@
           <w:b/>
           <w:bCs/>
         </w:rPr>
-        <w:t xml:space="preserve">Share on</w:t>
-      </w:r>
-    </w:p>
-    <w:p>
-      <w:pPr>
-        <w:pStyle w:val="BodyText"/>
-      </w:pPr>
-    </w:p>
-    <w:p>
-      <w:pPr>
-        <w:pStyle w:val="BodyText"/>
-      </w:pPr>
-      <w:r>
-        <w:t xml:space="preserve"> </w:t>
-      </w:r>
-    </w:p>
-    <w:p>
-      <w:pPr>
-        <w:pStyle w:val="BodyText"/>
-      </w:pPr>
-    </w:p>
-    <w:p>
-      <w:pPr>
-        <w:pStyle w:val="BodyText"/>
-      </w:pPr>
-      <w:r>
-        <w:t xml:space="preserve"> </w:t>
-      </w:r>
-    </w:p>
-    <w:p>
-      <w:pPr>
-        <w:pStyle w:val="BodyText"/>
-      </w:pPr>
-    </w:p>
-    <w:p>
-      <w:pPr>
-        <w:pStyle w:val="BodyText"/>
-      </w:pPr>
-      <w:r>
-        <w:t xml:space="preserve"> </w:t>
-      </w:r>
-    </w:p>
-    <w:bookmarkStart w:id="23" w:name="fb-root"/>
+        <w:t xml:space="preserve">You may also like</w:t>
+      </w:r>
+    </w:p>
     <w:bookmarkEnd w:id="23"/>
-    <w:p>
-      <w:pPr>
-        <w:pStyle w:val="BodyText"/>
-      </w:pPr>
-      <w:r>
-        <w:rPr>
-          <w:b/>
-          <w:bCs/>
-        </w:rPr>
-        <w:t xml:space="preserve">You may also like</w:t>
-      </w:r>
-    </w:p>
-    <w:bookmarkEnd w:id="24"/>
     <w:sectPr>
       <w:footnotePr>
         <w:numRestart w:val="eachSect"/>
